--- a/离散数学/集合论与图论/集合论与图论（下）课后习题/第11讲测验.docx
+++ b/离散数学/集合论与图论/集合论与图论（下）课后习题/第11讲测验.docx
@@ -99,6 +99,7 @@
       <w:pPr>
         <w:spacing w:line="360" w:lineRule="auto"/>
         <w:rPr>
+          <w:rFonts w:hint="eastAsia"/>
           <w:highlight w:val="yellow"/>
         </w:rPr>
       </w:pPr>
@@ -133,7 +134,7 @@
                     </pic:cNvPicPr>
                   </pic:nvPicPr>
                   <pic:blipFill>
-                    <a:blip r:embed="rId6">
+                    <a:blip r:embed="rId8">
                       <a:extLst>
                         <a:ext uri="{28A0092B-C50C-407E-A947-70E740481C1C}">
                           <a14:useLocalDpi xmlns:a14="http://schemas.microsoft.com/office/drawing/2010/main" val="0"/>
@@ -169,6 +170,7 @@
       <w:pPr>
         <w:spacing w:line="360" w:lineRule="auto"/>
         <w:rPr>
+          <w:rFonts w:hint="eastAsia"/>
           <w:b/>
           <w:bCs/>
           <w:highlight w:val="yellow"/>
@@ -288,6 +290,7 @@
       <w:pPr>
         <w:spacing w:line="360" w:lineRule="auto"/>
         <w:rPr>
+          <w:rFonts w:hint="eastAsia"/>
           <w:b/>
           <w:bCs/>
           <w:highlight w:val="yellow"/>
@@ -309,6 +312,7 @@
       <w:pPr>
         <w:spacing w:line="360" w:lineRule="auto"/>
         <w:rPr>
+          <w:rFonts w:hint="eastAsia"/>
           <w:b/>
           <w:bCs/>
           <w:highlight w:val="yellow"/>
@@ -330,6 +334,7 @@
       <w:pPr>
         <w:spacing w:line="360" w:lineRule="auto"/>
         <w:rPr>
+          <w:rFonts w:hint="eastAsia"/>
           <w:b/>
           <w:bCs/>
           <w:highlight w:val="yellow"/>
@@ -351,6 +356,7 @@
       <w:pPr>
         <w:spacing w:line="360" w:lineRule="auto"/>
         <w:rPr>
+          <w:rFonts w:hint="eastAsia"/>
           <w:b/>
           <w:bCs/>
           <w:highlight w:val="yellow"/>
@@ -373,6 +379,7 @@
       <w:pPr>
         <w:spacing w:line="360" w:lineRule="auto"/>
         <w:rPr>
+          <w:rFonts w:hint="eastAsia"/>
           <w:b/>
           <w:bCs/>
           <w:highlight w:val="yellow"/>
@@ -397,47 +404,7 @@
           <w:highlight w:val="yellow"/>
           <w:lang w:eastAsia="zh-CN"/>
         </w:rPr>
-        <w:t>(</w:t>
-      </w:r>
-      <w:r>
-        <w:rPr>
-          <w:rFonts w:hint="eastAsia"/>
-          <w:b/>
-          <w:bCs/>
-          <w:highlight w:val="yellow"/>
-          <w:lang w:eastAsia="zh-CN"/>
-        </w:rPr>
-        <w:t>6-4</w:t>
-      </w:r>
-      <w:r>
-        <w:rPr>
-          <w:rFonts w:hint="eastAsia"/>
-          <w:b/>
-          <w:bCs/>
-          <w:highlight w:val="yellow"/>
-          <w:lang w:eastAsia="zh-CN"/>
-        </w:rPr>
-        <w:t>等同</w:t>
-      </w:r>
-      <w:r>
-        <w:rPr>
-          <w:rFonts w:hint="eastAsia"/>
-          <w:b/>
-          <w:bCs/>
-          <w:highlight w:val="yellow"/>
-          <w:lang w:eastAsia="zh-CN"/>
-        </w:rPr>
-        <w:t>2</w:t>
-      </w:r>
-      <w:r>
-        <w:rPr>
-          <w:rFonts w:hint="eastAsia"/>
-          <w:b/>
-          <w:bCs/>
-          <w:highlight w:val="yellow"/>
-          <w:lang w:eastAsia="zh-CN"/>
-        </w:rPr>
-        <w:t>)</w:t>
+        <w:t>(6-4等同2)</w:t>
       </w:r>
       <w:r>
         <w:rPr>
@@ -454,6 +421,7 @@
       <w:pPr>
         <w:spacing w:line="360" w:lineRule="auto"/>
         <w:rPr>
+          <w:rFonts w:hint="eastAsia"/>
           <w:b/>
           <w:bCs/>
           <w:highlight w:val="yellow"/>
@@ -478,47 +446,7 @@
           <w:highlight w:val="yellow"/>
           <w:lang w:eastAsia="zh-CN"/>
         </w:rPr>
-        <w:t>(</w:t>
-      </w:r>
-      <w:r>
-        <w:rPr>
-          <w:rFonts w:hint="eastAsia"/>
-          <w:b/>
-          <w:bCs/>
-          <w:highlight w:val="yellow"/>
-          <w:lang w:eastAsia="zh-CN"/>
-        </w:rPr>
-        <w:t>6-5</w:t>
-      </w:r>
-      <w:r>
-        <w:rPr>
-          <w:rFonts w:hint="eastAsia"/>
-          <w:b/>
-          <w:bCs/>
-          <w:highlight w:val="yellow"/>
-          <w:lang w:eastAsia="zh-CN"/>
-        </w:rPr>
-        <w:t>等同</w:t>
-      </w:r>
-      <w:r>
-        <w:rPr>
-          <w:rFonts w:hint="eastAsia"/>
-          <w:b/>
-          <w:bCs/>
-          <w:highlight w:val="yellow"/>
-          <w:lang w:eastAsia="zh-CN"/>
-        </w:rPr>
-        <w:t>1</w:t>
-      </w:r>
-      <w:r>
-        <w:rPr>
-          <w:rFonts w:hint="eastAsia"/>
-          <w:b/>
-          <w:bCs/>
-          <w:highlight w:val="yellow"/>
-          <w:lang w:eastAsia="zh-CN"/>
-        </w:rPr>
-        <w:t>)</w:t>
+        <w:t>(6-5等同1)</w:t>
       </w:r>
       <w:r>
         <w:rPr>
@@ -575,6 +503,10 @@
     </w:p>
     <w:p>
       <w:pPr>
+        <w:numPr>
+          <w:ilvl w:val="0"/>
+          <w:numId w:val="19"/>
+        </w:numPr>
         <w:spacing w:line="360" w:lineRule="auto"/>
         <w:rPr>
           <w:b/>
@@ -582,6 +514,125 @@
           <w:lang w:eastAsia="zh-CN"/>
         </w:rPr>
       </w:pPr>
+      <w:r>
+        <w:rPr>
+          <w:b/>
+          <w:bCs/>
+          <w:lang w:eastAsia="zh-CN"/>
+        </w:rPr>
+        <w:t xml:space="preserve">由 3 </w:t>
+      </w:r>
+      <w:proofErr w:type="gramStart"/>
+      <w:r>
+        <w:rPr>
+          <w:b/>
+          <w:bCs/>
+          <w:lang w:eastAsia="zh-CN"/>
+        </w:rPr>
+        <w:t>个</w:t>
+      </w:r>
+      <w:proofErr w:type="gramEnd"/>
+      <w:r>
+        <w:rPr>
+          <w:b/>
+          <w:bCs/>
+          <w:lang w:eastAsia="zh-CN"/>
+        </w:rPr>
+        <w:t>顶点构成的，简单无向图和简单有向图的个数是（ ）</w:t>
+      </w:r>
+    </w:p>
+    <w:p>
+      <w:pPr>
+        <w:spacing w:line="360" w:lineRule="auto"/>
+        <w:rPr>
+          <w:b/>
+          <w:bCs/>
+          <w:lang w:eastAsia="zh-CN"/>
+        </w:rPr>
+      </w:pPr>
+      <w:r>
+        <w:rPr>
+          <w:b/>
+          <w:bCs/>
+          <w:lang w:eastAsia="zh-CN"/>
+        </w:rPr>
+        <w:t>A. 3,15</w:t>
+      </w:r>
+    </w:p>
+    <w:p>
+      <w:pPr>
+        <w:spacing w:line="360" w:lineRule="auto"/>
+        <w:rPr>
+          <w:b/>
+          <w:bCs/>
+          <w:lang w:eastAsia="zh-CN"/>
+        </w:rPr>
+      </w:pPr>
+      <w:r>
+        <w:rPr>
+          <w:b/>
+          <w:bCs/>
+          <w:lang w:eastAsia="zh-CN"/>
+        </w:rPr>
+        <w:t>B. 4,15</w:t>
+      </w:r>
+    </w:p>
+    <w:p>
+      <w:pPr>
+        <w:spacing w:line="360" w:lineRule="auto"/>
+        <w:rPr>
+          <w:b/>
+          <w:bCs/>
+          <w:lang w:eastAsia="zh-CN"/>
+        </w:rPr>
+      </w:pPr>
+      <w:r>
+        <w:rPr>
+          <w:b/>
+          <w:bCs/>
+          <w:lang w:eastAsia="zh-CN"/>
+        </w:rPr>
+        <w:t>C. 3,16</w:t>
+      </w:r>
+    </w:p>
+    <w:p>
+      <w:pPr>
+        <w:spacing w:line="360" w:lineRule="auto"/>
+        <w:rPr>
+          <w:b/>
+          <w:bCs/>
+          <w:lang w:eastAsia="zh-CN"/>
+        </w:rPr>
+      </w:pPr>
+      <w:r>
+        <w:rPr>
+          <w:b/>
+          <w:bCs/>
+          <w:highlight w:val="yellow"/>
+          <w:lang w:eastAsia="zh-CN"/>
+        </w:rPr>
+        <w:t>D. 4,16</w:t>
+      </w:r>
+    </w:p>
+    <w:p>
+      <w:pPr>
+        <w:spacing w:line="360" w:lineRule="auto"/>
+        <w:rPr>
+          <w:rFonts w:hint="eastAsia"/>
+          <w:b/>
+          <w:bCs/>
+          <w:lang w:eastAsia="zh-CN"/>
+        </w:rPr>
+      </w:pPr>
+      <w:r>
+        <w:rPr>
+          <w:rFonts w:hint="eastAsia"/>
+          <w:b/>
+          <w:bCs/>
+          <w:lang w:eastAsia="zh-CN"/>
+        </w:rPr>
+        <w:t>D</w:t>
+      </w:r>
     </w:p>
     <w:p>
       <w:pPr>
@@ -638,6 +689,7 @@
       <w:pPr>
         <w:spacing w:line="360" w:lineRule="auto"/>
         <w:rPr>
+          <w:rFonts w:hint="eastAsia"/>
           <w:highlight w:val="yellow"/>
           <w:lang w:eastAsia="zh-CN"/>
         </w:rPr>
@@ -654,6 +706,7 @@
       <w:pPr>
         <w:spacing w:line="360" w:lineRule="auto"/>
         <w:rPr>
+          <w:rFonts w:hint="eastAsia"/>
           <w:highlight w:val="yellow"/>
           <w:lang w:eastAsia="zh-CN"/>
         </w:rPr>
@@ -679,6 +732,7 @@
       <w:pPr>
         <w:spacing w:line="360" w:lineRule="auto"/>
         <w:rPr>
+          <w:rFonts w:hint="eastAsia"/>
           <w:highlight w:val="yellow"/>
           <w:lang w:eastAsia="zh-CN"/>
         </w:rPr>
@@ -735,6 +789,7 @@
         </w:tabs>
         <w:spacing w:line="360" w:lineRule="auto"/>
         <w:rPr>
+          <w:rFonts w:hint="eastAsia"/>
           <w:highlight w:val="yellow"/>
           <w:lang w:eastAsia="zh-CN"/>
         </w:rPr>
@@ -759,6 +814,7 @@
         </w:tabs>
         <w:spacing w:line="360" w:lineRule="auto"/>
         <w:rPr>
+          <w:rFonts w:hint="eastAsia"/>
           <w:highlight w:val="yellow"/>
           <w:lang w:eastAsia="zh-CN"/>
         </w:rPr>
@@ -819,16 +875,17 @@
         <w:rPr>
           <w:rFonts w:hint="eastAsia"/>
           <w:highlight w:val="yellow"/>
+          <w:lang w:eastAsia="zh-CN"/>
         </w:rPr>
       </w:pPr>
-      <w:proofErr w:type="spellStart"/>
       <w:r>
         <w:rPr>
           <w:highlight w:val="yellow"/>
+          <w:lang w:eastAsia="zh-CN"/>
         </w:rPr>
+        <w:lastRenderedPageBreak/>
         <w:t>A,错误</w:t>
       </w:r>
-      <w:proofErr w:type="spellEnd"/>
     </w:p>
     <w:p>
       <w:pPr>
@@ -836,11 +893,13 @@
         <w:rPr>
           <w:rFonts w:hint="eastAsia"/>
           <w:highlight w:val="yellow"/>
+          <w:lang w:eastAsia="zh-CN"/>
         </w:rPr>
       </w:pPr>
       <w:r>
         <w:rPr>
           <w:highlight w:val="yellow"/>
+          <w:lang w:eastAsia="zh-CN"/>
         </w:rPr>
         <w:t>B,正确</w:t>
       </w:r>
@@ -849,22 +908,24 @@
       <w:pPr>
         <w:spacing w:line="360" w:lineRule="auto"/>
         <w:rPr>
+          <w:rFonts w:hint="eastAsia"/>
           <w:highlight w:val="yellow"/>
+          <w:lang w:eastAsia="zh-CN"/>
         </w:rPr>
       </w:pPr>
-      <w:proofErr w:type="spellStart"/>
       <w:r>
         <w:rPr>
           <w:highlight w:val="yellow"/>
+          <w:lang w:eastAsia="zh-CN"/>
         </w:rPr>
         <w:t>答案:B</w:t>
       </w:r>
-      <w:proofErr w:type="spellEnd"/>
     </w:p>
     <w:p>
       <w:pPr>
         <w:spacing w:line="360" w:lineRule="auto"/>
         <w:rPr>
+          <w:rFonts w:hint="eastAsia"/>
           <w:lang w:eastAsia="zh-CN"/>
         </w:rPr>
       </w:pPr>
@@ -906,9 +967,13 @@
         <w:spacing w:line="360" w:lineRule="auto"/>
         <w:rPr>
           <w:rFonts w:hint="eastAsia"/>
+          <w:lang w:eastAsia="zh-CN"/>
         </w:rPr>
       </w:pPr>
       <w:r>
+        <w:rPr>
+          <w:lang w:eastAsia="zh-CN"/>
+        </w:rPr>
         <w:t>6,有向图D=(V,A)，其中V={1,2,3,4,5},A={(1,2),(1,5),(2,3),(2,5),(3,4),(4,1),(4,5),(5,3)},则从结点2到结点5长度为4的有向通道有1条。</w:t>
       </w:r>
     </w:p>
@@ -919,9 +984,11 @@
           <w:rFonts w:hint="eastAsia"/>
         </w:rPr>
       </w:pPr>
+      <w:proofErr w:type="spellStart"/>
       <w:r>
         <w:t>A,正确</w:t>
       </w:r>
+      <w:proofErr w:type="spellEnd"/>
     </w:p>
     <w:p>
       <w:pPr>
@@ -937,6 +1004,9 @@
     <w:p>
       <w:pPr>
         <w:spacing w:line="360" w:lineRule="auto"/>
+        <w:rPr>
+          <w:rFonts w:hint="eastAsia"/>
+        </w:rPr>
       </w:pPr>
       <w:proofErr w:type="spellStart"/>
       <w:r>
@@ -947,6 +1017,9 @@
     <w:p>
       <w:pPr>
         <w:spacing w:line="360" w:lineRule="auto"/>
+        <w:rPr>
+          <w:rFonts w:hint="eastAsia"/>
+        </w:rPr>
       </w:pPr>
     </w:p>
     <w:p>
@@ -958,6 +1031,10 @@
         </w:rPr>
       </w:pPr>
       <w:r>
+        <w:rPr>
+          <w:noProof/>
+        </w:rPr>
+        <w:lastRenderedPageBreak/>
         <w:drawing>
           <wp:inline distT="0" distB="0" distL="0" distR="0" wp14:anchorId="637967A1" wp14:editId="644B6F50">
             <wp:extent cx="5486400" cy="3869690"/>
@@ -974,7 +1051,7 @@
                     <pic:cNvPicPr/>
                   </pic:nvPicPr>
                   <pic:blipFill>
-                    <a:blip r:embed="rId7"/>
+                    <a:blip r:embed="rId9"/>
                     <a:stretch>
                       <a:fillRect/>
                     </a:stretch>
@@ -1070,6 +1147,68 @@
 </w:document>
 </file>
 
+<file path=word/endnotes.xml><?xml version="1.0" encoding="utf-8"?>
+<w:endnotes xmlns:wpc="http://schemas.microsoft.com/office/word/2010/wordprocessingCanvas" xmlns:cx="http://schemas.microsoft.com/office/drawing/2014/chartex" xmlns:cx1="http://schemas.microsoft.com/office/drawing/2015/9/8/chartex" xmlns:cx2="http://schemas.microsoft.com/office/drawing/2015/10/21/chartex" xmlns:cx3="http://schemas.microsoft.com/office/drawing/2016/5/9/chartex" xmlns:cx4="http://schemas.microsoft.com/office/drawing/2016/5/10/chartex" xmlns:cx5="http://schemas.microsoft.com/office/drawing/2016/5/11/chartex" xmlns:cx6="http://schemas.microsoft.com/office/drawing/2016/5/12/chartex" xmlns:cx7="http://schemas.microsoft.com/office/drawing/2016/5/13/chartex" xmlns:cx8="http://schemas.microsoft.com/office/drawing/2016/5/14/chartex" xmlns:mc="http://schemas.openxmlformats.org/markup-compatibility/2006" xmlns:aink="http://schemas.microsoft.com/office/drawing/2016/ink" xmlns:am3d="http://schemas.microsoft.com/office/drawing/2017/model3d" xmlns:o="urn:schemas-microsoft-com:office:office" xmlns:oel="http://schemas.microsoft.com/office/2019/extlst" xmlns:r="http://schemas.openxmlformats.org/officeDocument/2006/relationships" xmlns:m="http://schemas.openxmlformats.org/officeDocument/2006/math" xmlns:v="urn:schemas-microsoft-com:vml" xmlns:wp14="http://schemas.microsoft.com/office/word/2010/wordprocessingDrawing" xmlns:wp="http://schemas.openxmlformats.org/drawingml/2006/wordprocessingDrawing" xmlns:w10="urn:schemas-microsoft-com:office:word" xmlns:w="http://schemas.openxmlformats.org/wordprocessingml/2006/main" xmlns:w14="http://schemas.microsoft.com/office/word/2010/wordml" xmlns:w15="http://schemas.microsoft.com/office/word/2012/wordml" xmlns:w16cex="http://schemas.microsoft.com/office/word/2018/wordml/cex" xmlns:w16cid="http://schemas.microsoft.com/office/word/2016/wordml/cid" xmlns:w16="http://schemas.microsoft.com/office/word/2018/wordml" xmlns:w16du="http://schemas.microsoft.com/office/word/2023/wordml/word16du" xmlns:w16sdtdh="http://schemas.microsoft.com/office/word/2020/wordml/sdtdatahash" xmlns:w16sdtfl="http://schemas.microsoft.com/office/word/2024/wordml/sdtformatlock" xmlns:w16se="http://schemas.microsoft.com/office/word/2015/wordml/symex" xmlns:wpg="http://schemas.microsoft.com/office/word/2010/wordprocessingGroup" xmlns:wpi="http://schemas.microsoft.com/office/word/2010/wordprocessingInk" xmlns:wne="http://schemas.microsoft.com/office/word/2006/wordml" xmlns:wps="http://schemas.microsoft.com/office/word/2010/wordprocessingShape" mc:Ignorable="w14 w15 w16se w16cid w16 w16cex w16sdtdh w16sdtfl w16du wp14">
+  <w:endnote w:type="separator" w:id="-1">
+    <w:p>
+      <w:pPr>
+        <w:spacing w:after="0" w:line="240" w:lineRule="auto"/>
+        <w:rPr>
+          <w:rFonts w:hint="eastAsia"/>
+        </w:rPr>
+      </w:pPr>
+      <w:r>
+        <w:separator/>
+      </w:r>
+    </w:p>
+  </w:endnote>
+  <w:endnote w:type="continuationSeparator" w:id="0">
+    <w:p>
+      <w:pPr>
+        <w:spacing w:after="0" w:line="240" w:lineRule="auto"/>
+        <w:rPr>
+          <w:rFonts w:hint="eastAsia"/>
+        </w:rPr>
+      </w:pPr>
+      <w:r>
+        <w:continuationSeparator/>
+      </w:r>
+    </w:p>
+  </w:endnote>
+</w:endnotes>
+</file>
+
+<file path=word/footnotes.xml><?xml version="1.0" encoding="utf-8"?>
+<w:footnotes xmlns:wpc="http://schemas.microsoft.com/office/word/2010/wordprocessingCanvas" xmlns:cx="http://schemas.microsoft.com/office/drawing/2014/chartex" xmlns:cx1="http://schemas.microsoft.com/office/drawing/2015/9/8/chartex" xmlns:cx2="http://schemas.microsoft.com/office/drawing/2015/10/21/chartex" xmlns:cx3="http://schemas.microsoft.com/office/drawing/2016/5/9/chartex" xmlns:cx4="http://schemas.microsoft.com/office/drawing/2016/5/10/chartex" xmlns:cx5="http://schemas.microsoft.com/office/drawing/2016/5/11/chartex" xmlns:cx6="http://schemas.microsoft.com/office/drawing/2016/5/12/chartex" xmlns:cx7="http://schemas.microsoft.com/office/drawing/2016/5/13/chartex" xmlns:cx8="http://schemas.microsoft.com/office/drawing/2016/5/14/chartex" xmlns:mc="http://schemas.openxmlformats.org/markup-compatibility/2006" xmlns:aink="http://schemas.microsoft.com/office/drawing/2016/ink" xmlns:am3d="http://schemas.microsoft.com/office/drawing/2017/model3d" xmlns:o="urn:schemas-microsoft-com:office:office" xmlns:oel="http://schemas.microsoft.com/office/2019/extlst" xmlns:r="http://schemas.openxmlformats.org/officeDocument/2006/relationships" xmlns:m="http://schemas.openxmlformats.org/officeDocument/2006/math" xmlns:v="urn:schemas-microsoft-com:vml" xmlns:wp14="http://schemas.microsoft.com/office/word/2010/wordprocessingDrawing" xmlns:wp="http://schemas.openxmlformats.org/drawingml/2006/wordprocessingDrawing" xmlns:w10="urn:schemas-microsoft-com:office:word" xmlns:w="http://schemas.openxmlformats.org/wordprocessingml/2006/main" xmlns:w14="http://schemas.microsoft.com/office/word/2010/wordml" xmlns:w15="http://schemas.microsoft.com/office/word/2012/wordml" xmlns:w16cex="http://schemas.microsoft.com/office/word/2018/wordml/cex" xmlns:w16cid="http://schemas.microsoft.com/office/word/2016/wordml/cid" xmlns:w16="http://schemas.microsoft.com/office/word/2018/wordml" xmlns:w16du="http://schemas.microsoft.com/office/word/2023/wordml/word16du" xmlns:w16sdtdh="http://schemas.microsoft.com/office/word/2020/wordml/sdtdatahash" xmlns:w16sdtfl="http://schemas.microsoft.com/office/word/2024/wordml/sdtformatlock" xmlns:w16se="http://schemas.microsoft.com/office/word/2015/wordml/symex" xmlns:wpg="http://schemas.microsoft.com/office/word/2010/wordprocessingGroup" xmlns:wpi="http://schemas.microsoft.com/office/word/2010/wordprocessingInk" xmlns:wne="http://schemas.microsoft.com/office/word/2006/wordml" xmlns:wps="http://schemas.microsoft.com/office/word/2010/wordprocessingShape" mc:Ignorable="w14 w15 w16se w16cid w16 w16cex w16sdtdh w16sdtfl w16du wp14">
+  <w:footnote w:type="separator" w:id="-1">
+    <w:p>
+      <w:pPr>
+        <w:spacing w:after="0" w:line="240" w:lineRule="auto"/>
+        <w:rPr>
+          <w:rFonts w:hint="eastAsia"/>
+        </w:rPr>
+      </w:pPr>
+      <w:r>
+        <w:separator/>
+      </w:r>
+    </w:p>
+  </w:footnote>
+  <w:footnote w:type="continuationSeparator" w:id="0">
+    <w:p>
+      <w:pPr>
+        <w:spacing w:after="0" w:line="240" w:lineRule="auto"/>
+        <w:rPr>
+          <w:rFonts w:hint="eastAsia"/>
+        </w:rPr>
+      </w:pPr>
+      <w:r>
+        <w:continuationSeparator/>
+      </w:r>
+    </w:p>
+  </w:footnote>
+</w:footnotes>
+</file>
+
 <file path=word/numbering.xml><?xml version="1.0" encoding="utf-8"?>
 <w:numbering xmlns:wpc="http://schemas.microsoft.com/office/word/2010/wordprocessingCanvas" xmlns:cx="http://schemas.microsoft.com/office/drawing/2014/chartex" xmlns:cx1="http://schemas.microsoft.com/office/drawing/2015/9/8/chartex" xmlns:cx2="http://schemas.microsoft.com/office/drawing/2015/10/21/chartex" xmlns:cx3="http://schemas.microsoft.com/office/drawing/2016/5/9/chartex" xmlns:cx4="http://schemas.microsoft.com/office/drawing/2016/5/10/chartex" xmlns:cx5="http://schemas.microsoft.com/office/drawing/2016/5/11/chartex" xmlns:cx6="http://schemas.microsoft.com/office/drawing/2016/5/12/chartex" xmlns:cx7="http://schemas.microsoft.com/office/drawing/2016/5/13/chartex" xmlns:cx8="http://schemas.microsoft.com/office/drawing/2016/5/14/chartex" xmlns:mc="http://schemas.openxmlformats.org/markup-compatibility/2006" xmlns:aink="http://schemas.microsoft.com/office/drawing/2016/ink" xmlns:am3d="http://schemas.microsoft.com/office/drawing/2017/model3d" xmlns:o="urn:schemas-microsoft-com:office:office" xmlns:oel="http://schemas.microsoft.com/office/2019/extlst" xmlns:r="http://schemas.openxmlformats.org/officeDocument/2006/relationships" xmlns:m="http://schemas.openxmlformats.org/officeDocument/2006/math" xmlns:v="urn:schemas-microsoft-com:vml" xmlns:wp14="http://schemas.microsoft.com/office/word/2010/wordprocessingDrawing" xmlns:wp="http://schemas.openxmlformats.org/drawingml/2006/wordprocessingDrawing" xmlns:w10="urn:schemas-microsoft-com:office:word" xmlns:w="http://schemas.openxmlformats.org/wordprocessingml/2006/main" xmlns:w14="http://schemas.microsoft.com/office/word/2010/wordml" xmlns:w15="http://schemas.microsoft.com/office/word/2012/wordml" xmlns:w16cex="http://schemas.microsoft.com/office/word/2018/wordml/cex" xmlns:w16cid="http://schemas.microsoft.com/office/word/2016/wordml/cid" xmlns:w16="http://schemas.microsoft.com/office/word/2018/wordml" xmlns:w16du="http://schemas.microsoft.com/office/word/2023/wordml/word16du" xmlns:w16sdtdh="http://schemas.microsoft.com/office/word/2020/wordml/sdtdatahash" xmlns:w16sdtfl="http://schemas.microsoft.com/office/word/2024/wordml/sdtformatlock" xmlns:w16se="http://schemas.microsoft.com/office/word/2015/wordml/symex" xmlns:wpg="http://schemas.microsoft.com/office/word/2010/wordprocessingGroup" xmlns:wpi="http://schemas.microsoft.com/office/word/2010/wordprocessingInk" xmlns:wne="http://schemas.microsoft.com/office/word/2006/wordml" xmlns:wps="http://schemas.microsoft.com/office/word/2010/wordprocessingShape" mc:Ignorable="w14 w15 w16se w16cid w16 w16cex w16sdtdh w16sdtfl w16du wp14">
   <w:abstractNum w:abstractNumId="0" w15:restartNumberingAfterBreak="0">
@@ -1691,6 +1830,119 @@
     </w:lvl>
   </w:abstractNum>
   <w:abstractNum w:abstractNumId="12" w15:restartNumberingAfterBreak="0">
+    <w:nsid w:val="3A034701"/>
+    <w:multiLevelType w:val="multilevel"/>
+    <w:tmpl w:val="7AE8AAAC"/>
+    <w:lvl w:ilvl="0">
+      <w:start w:val="7"/>
+      <w:numFmt w:val="decimal"/>
+      <w:lvlText w:val="%1."/>
+      <w:lvlJc w:val="left"/>
+      <w:pPr>
+        <w:tabs>
+          <w:tab w:val="num" w:pos="720"/>
+        </w:tabs>
+        <w:ind w:left="720" w:hanging="360"/>
+      </w:pPr>
+    </w:lvl>
+    <w:lvl w:ilvl="1" w:tentative="1">
+      <w:start w:val="1"/>
+      <w:numFmt w:val="decimal"/>
+      <w:lvlText w:val="%2."/>
+      <w:lvlJc w:val="left"/>
+      <w:pPr>
+        <w:tabs>
+          <w:tab w:val="num" w:pos="1440"/>
+        </w:tabs>
+        <w:ind w:left="1440" w:hanging="360"/>
+      </w:pPr>
+    </w:lvl>
+    <w:lvl w:ilvl="2" w:tentative="1">
+      <w:start w:val="1"/>
+      <w:numFmt w:val="decimal"/>
+      <w:lvlText w:val="%3."/>
+      <w:lvlJc w:val="left"/>
+      <w:pPr>
+        <w:tabs>
+          <w:tab w:val="num" w:pos="2160"/>
+        </w:tabs>
+        <w:ind w:left="2160" w:hanging="360"/>
+      </w:pPr>
+    </w:lvl>
+    <w:lvl w:ilvl="3" w:tentative="1">
+      <w:start w:val="1"/>
+      <w:numFmt w:val="decimal"/>
+      <w:lvlText w:val="%4."/>
+      <w:lvlJc w:val="left"/>
+      <w:pPr>
+        <w:tabs>
+          <w:tab w:val="num" w:pos="2880"/>
+        </w:tabs>
+        <w:ind w:left="2880" w:hanging="360"/>
+      </w:pPr>
+    </w:lvl>
+    <w:lvl w:ilvl="4" w:tentative="1">
+      <w:start w:val="1"/>
+      <w:numFmt w:val="decimal"/>
+      <w:lvlText w:val="%5."/>
+      <w:lvlJc w:val="left"/>
+      <w:pPr>
+        <w:tabs>
+          <w:tab w:val="num" w:pos="3600"/>
+        </w:tabs>
+        <w:ind w:left="3600" w:hanging="360"/>
+      </w:pPr>
+    </w:lvl>
+    <w:lvl w:ilvl="5" w:tentative="1">
+      <w:start w:val="1"/>
+      <w:numFmt w:val="decimal"/>
+      <w:lvlText w:val="%6."/>
+      <w:lvlJc w:val="left"/>
+      <w:pPr>
+        <w:tabs>
+          <w:tab w:val="num" w:pos="4320"/>
+        </w:tabs>
+        <w:ind w:left="4320" w:hanging="360"/>
+      </w:pPr>
+    </w:lvl>
+    <w:lvl w:ilvl="6" w:tentative="1">
+      <w:start w:val="1"/>
+      <w:numFmt w:val="decimal"/>
+      <w:lvlText w:val="%7."/>
+      <w:lvlJc w:val="left"/>
+      <w:pPr>
+        <w:tabs>
+          <w:tab w:val="num" w:pos="5040"/>
+        </w:tabs>
+        <w:ind w:left="5040" w:hanging="360"/>
+      </w:pPr>
+    </w:lvl>
+    <w:lvl w:ilvl="7" w:tentative="1">
+      <w:start w:val="1"/>
+      <w:numFmt w:val="decimal"/>
+      <w:lvlText w:val="%8."/>
+      <w:lvlJc w:val="left"/>
+      <w:pPr>
+        <w:tabs>
+          <w:tab w:val="num" w:pos="5760"/>
+        </w:tabs>
+        <w:ind w:left="5760" w:hanging="360"/>
+      </w:pPr>
+    </w:lvl>
+    <w:lvl w:ilvl="8" w:tentative="1">
+      <w:start w:val="1"/>
+      <w:numFmt w:val="decimal"/>
+      <w:lvlText w:val="%9."/>
+      <w:lvlJc w:val="left"/>
+      <w:pPr>
+        <w:tabs>
+          <w:tab w:val="num" w:pos="6480"/>
+        </w:tabs>
+        <w:ind w:left="6480" w:hanging="360"/>
+      </w:pPr>
+    </w:lvl>
+  </w:abstractNum>
+  <w:abstractNum w:abstractNumId="13" w15:restartNumberingAfterBreak="0">
     <w:nsid w:val="40F360CC"/>
     <w:multiLevelType w:val="multilevel"/>
     <w:tmpl w:val="87309FC6"/>
@@ -1839,7 +2091,7 @@
       </w:rPr>
     </w:lvl>
   </w:abstractNum>
-  <w:abstractNum w:abstractNumId="13" w15:restartNumberingAfterBreak="0">
+  <w:abstractNum w:abstractNumId="14" w15:restartNumberingAfterBreak="0">
     <w:nsid w:val="4A70614F"/>
     <w:multiLevelType w:val="multilevel"/>
     <w:tmpl w:val="DD70A0C4"/>
@@ -1988,7 +2240,7 @@
       </w:rPr>
     </w:lvl>
   </w:abstractNum>
-  <w:abstractNum w:abstractNumId="14" w15:restartNumberingAfterBreak="0">
+  <w:abstractNum w:abstractNumId="15" w15:restartNumberingAfterBreak="0">
     <w:nsid w:val="4CA21CB4"/>
     <w:multiLevelType w:val="multilevel"/>
     <w:tmpl w:val="92D0DDB0"/>
@@ -2101,7 +2353,7 @@
       </w:pPr>
     </w:lvl>
   </w:abstractNum>
-  <w:abstractNum w:abstractNumId="15" w15:restartNumberingAfterBreak="0">
+  <w:abstractNum w:abstractNumId="16" w15:restartNumberingAfterBreak="0">
     <w:nsid w:val="4CF469D0"/>
     <w:multiLevelType w:val="multilevel"/>
     <w:tmpl w:val="3674683A"/>
@@ -2250,7 +2502,7 @@
       </w:rPr>
     </w:lvl>
   </w:abstractNum>
-  <w:abstractNum w:abstractNumId="16" w15:restartNumberingAfterBreak="0">
+  <w:abstractNum w:abstractNumId="17" w15:restartNumberingAfterBreak="0">
     <w:nsid w:val="52DE5DDB"/>
     <w:multiLevelType w:val="multilevel"/>
     <w:tmpl w:val="E6C46DA6"/>
@@ -2363,7 +2615,7 @@
       </w:pPr>
     </w:lvl>
   </w:abstractNum>
-  <w:abstractNum w:abstractNumId="17" w15:restartNumberingAfterBreak="0">
+  <w:abstractNum w:abstractNumId="18" w15:restartNumberingAfterBreak="0">
     <w:nsid w:val="5B0A5F92"/>
     <w:multiLevelType w:val="multilevel"/>
     <w:tmpl w:val="756AF5AC"/>
@@ -2546,25 +2798,28 @@
     <w:abstractNumId w:val="11"/>
   </w:num>
   <w:num w:numId="12" w16cid:durableId="1986541192">
+    <w:abstractNumId w:val="17"/>
+  </w:num>
+  <w:num w:numId="13" w16cid:durableId="266890669">
+    <w:abstractNumId w:val="13"/>
+  </w:num>
+  <w:num w:numId="14" w16cid:durableId="536627489">
+    <w:abstractNumId w:val="15"/>
+  </w:num>
+  <w:num w:numId="15" w16cid:durableId="1924097036">
     <w:abstractNumId w:val="16"/>
   </w:num>
-  <w:num w:numId="13" w16cid:durableId="266890669">
-    <w:abstractNumId w:val="12"/>
-  </w:num>
-  <w:num w:numId="14" w16cid:durableId="536627489">
-    <w:abstractNumId w:val="14"/>
-  </w:num>
-  <w:num w:numId="15" w16cid:durableId="1924097036">
-    <w:abstractNumId w:val="15"/>
-  </w:num>
   <w:num w:numId="16" w16cid:durableId="1203252181">
-    <w:abstractNumId w:val="17"/>
+    <w:abstractNumId w:val="18"/>
   </w:num>
   <w:num w:numId="17" w16cid:durableId="2059469249">
-    <w:abstractNumId w:val="13"/>
+    <w:abstractNumId w:val="14"/>
   </w:num>
   <w:num w:numId="18" w16cid:durableId="1952468717">
     <w:abstractNumId w:val="9"/>
+  </w:num>
+  <w:num w:numId="19" w16cid:durableId="2063021821">
+    <w:abstractNumId w:val="12"/>
   </w:num>
 </w:numbering>
 </file>

--- a/离散数学/集合论与图论/集合论与图论（下）课后习题/第11讲测验.docx
+++ b/离散数学/集合论与图论/集合论与图论（下）课后习题/第11讲测验.docx
@@ -7,13 +7,23 @@
         <w:spacing w:line="360" w:lineRule="auto"/>
         <w:rPr>
           <w:rFonts w:hint="eastAsia"/>
+          <w:b/>
+          <w:bCs/>
+          <w:sz w:val="24"/>
+          <w:szCs w:val="24"/>
           <w:highlight w:val="yellow"/>
+          <w:u w:val="single"/>
           <w:lang w:eastAsia="zh-CN"/>
         </w:rPr>
       </w:pPr>
       <w:r>
         <w:rPr>
+          <w:b/>
+          <w:bCs/>
+          <w:sz w:val="24"/>
+          <w:szCs w:val="24"/>
           <w:highlight w:val="yellow"/>
+          <w:u w:val="single"/>
           <w:lang w:eastAsia="zh-CN"/>
         </w:rPr>
         <w:t>1,具有三个顶点的所有互不同构的有向图有（）</w:t>
@@ -21,7 +31,12 @@
       <w:proofErr w:type="gramStart"/>
       <w:r>
         <w:rPr>
+          <w:b/>
+          <w:bCs/>
+          <w:sz w:val="24"/>
+          <w:szCs w:val="24"/>
           <w:highlight w:val="yellow"/>
+          <w:u w:val="single"/>
           <w:lang w:eastAsia="zh-CN"/>
         </w:rPr>
         <w:t>个</w:t>
@@ -29,7 +44,12 @@
       <w:proofErr w:type="gramEnd"/>
       <w:r>
         <w:rPr>
+          <w:b/>
+          <w:bCs/>
+          <w:sz w:val="24"/>
+          <w:szCs w:val="24"/>
           <w:highlight w:val="yellow"/>
+          <w:u w:val="single"/>
           <w:lang w:eastAsia="zh-CN"/>
         </w:rPr>
         <w:t>。</w:t>
@@ -40,12 +60,22 @@
         <w:spacing w:line="360" w:lineRule="auto"/>
         <w:rPr>
           <w:rFonts w:hint="eastAsia"/>
+          <w:b/>
+          <w:bCs/>
+          <w:sz w:val="24"/>
+          <w:szCs w:val="24"/>
           <w:highlight w:val="yellow"/>
+          <w:u w:val="single"/>
         </w:rPr>
       </w:pPr>
       <w:r>
         <w:rPr>
+          <w:b/>
+          <w:bCs/>
+          <w:sz w:val="24"/>
+          <w:szCs w:val="24"/>
           <w:highlight w:val="yellow"/>
+          <w:u w:val="single"/>
         </w:rPr>
         <w:t>A,15</w:t>
       </w:r>
@@ -55,12 +85,22 @@
         <w:spacing w:line="360" w:lineRule="auto"/>
         <w:rPr>
           <w:rFonts w:hint="eastAsia"/>
+          <w:b/>
+          <w:bCs/>
+          <w:sz w:val="24"/>
+          <w:szCs w:val="24"/>
           <w:highlight w:val="yellow"/>
+          <w:u w:val="single"/>
         </w:rPr>
       </w:pPr>
       <w:r>
         <w:rPr>
+          <w:b/>
+          <w:bCs/>
+          <w:sz w:val="24"/>
+          <w:szCs w:val="24"/>
           <w:highlight w:val="yellow"/>
+          <w:u w:val="single"/>
         </w:rPr>
         <w:t>B,17</w:t>
       </w:r>
@@ -70,12 +110,22 @@
         <w:spacing w:line="360" w:lineRule="auto"/>
         <w:rPr>
           <w:rFonts w:hint="eastAsia"/>
+          <w:b/>
+          <w:bCs/>
+          <w:sz w:val="24"/>
+          <w:szCs w:val="24"/>
           <w:highlight w:val="yellow"/>
+          <w:u w:val="single"/>
         </w:rPr>
       </w:pPr>
       <w:r>
         <w:rPr>
+          <w:b/>
+          <w:bCs/>
+          <w:sz w:val="24"/>
+          <w:szCs w:val="24"/>
           <w:highlight w:val="yellow"/>
+          <w:u w:val="single"/>
         </w:rPr>
         <w:t>C,16</w:t>
       </w:r>
@@ -85,12 +135,22 @@
         <w:spacing w:line="360" w:lineRule="auto"/>
         <w:rPr>
           <w:rFonts w:hint="eastAsia"/>
+          <w:b/>
+          <w:bCs/>
+          <w:sz w:val="24"/>
+          <w:szCs w:val="24"/>
           <w:highlight w:val="yellow"/>
+          <w:u w:val="single"/>
         </w:rPr>
       </w:pPr>
       <w:r>
         <w:rPr>
+          <w:b/>
+          <w:bCs/>
+          <w:sz w:val="24"/>
+          <w:szCs w:val="24"/>
           <w:highlight w:val="yellow"/>
+          <w:u w:val="single"/>
         </w:rPr>
         <w:t>D,14</w:t>
       </w:r>
@@ -99,27 +159,44 @@
       <w:pPr>
         <w:spacing w:line="360" w:lineRule="auto"/>
         <w:rPr>
-          <w:rFonts w:hint="eastAsia"/>
-          <w:highlight w:val="yellow"/>
+          <w:b/>
+          <w:bCs/>
+          <w:sz w:val="24"/>
+          <w:szCs w:val="24"/>
+          <w:u w:val="single"/>
         </w:rPr>
       </w:pPr>
       <w:proofErr w:type="spellStart"/>
       <w:r>
         <w:rPr>
+          <w:b/>
+          <w:bCs/>
+          <w:sz w:val="24"/>
+          <w:szCs w:val="24"/>
           <w:highlight w:val="yellow"/>
+          <w:u w:val="single"/>
         </w:rPr>
         <w:t>答案:C</w:t>
       </w:r>
       <w:proofErr w:type="spellEnd"/>
+    </w:p>
+    <w:p>
+      <w:pPr>
+        <w:spacing w:line="360" w:lineRule="auto"/>
+        <w:rPr>
+          <w:rFonts w:hint="eastAsia"/>
+          <w:highlight w:val="yellow"/>
+        </w:rPr>
+      </w:pPr>
       <w:r>
         <w:rPr>
           <w:rFonts w:hint="eastAsia"/>
           <w:noProof/>
         </w:rPr>
         <w:drawing>
-          <wp:inline distT="0" distB="0" distL="0" distR="0" wp14:anchorId="69D0D22E" wp14:editId="28DEA6F1">
-            <wp:extent cx="5486400" cy="3913505"/>
-            <wp:effectExtent l="0" t="0" r="0" b="0"/>
+          <wp:inline distT="0" distB="0" distL="0" distR="0" wp14:anchorId="69D0D22E" wp14:editId="17DDECF9">
+            <wp:extent cx="4559250" cy="3252159"/>
+            <wp:effectExtent l="0" t="0" r="0" b="5715"/>
             <wp:docPr id="548954365" name="图片 1"/>
             <wp:cNvGraphicFramePr>
               <a:graphicFrameLocks xmlns:a="http://schemas.openxmlformats.org/drawingml/2006/main" noChangeAspect="1"/>
@@ -149,7 +226,7 @@
                   <pic:spPr bwMode="auto">
                     <a:xfrm>
                       <a:off x="0" y="0"/>
-                      <a:ext cx="5486400" cy="3913505"/>
+                      <a:ext cx="4570607" cy="3260260"/>
                     </a:xfrm>
                     <a:prstGeom prst="rect">
                       <a:avLst/>
@@ -371,7 +448,6 @@
           <w:highlight w:val="yellow"/>
           <w:lang w:eastAsia="zh-CN"/>
         </w:rPr>
-        <w:lastRenderedPageBreak/>
         <w:t>3-4</w:t>
       </w:r>
     </w:p>
@@ -394,6 +470,7 @@
           <w:highlight w:val="yellow"/>
           <w:lang w:eastAsia="zh-CN"/>
         </w:rPr>
+        <w:lastRenderedPageBreak/>
         <w:t>4</w:t>
       </w:r>
       <w:r>
@@ -509,6 +586,7 @@
         </w:numPr>
         <w:spacing w:line="360" w:lineRule="auto"/>
         <w:rPr>
+          <w:rFonts w:hint="eastAsia"/>
           <w:b/>
           <w:bCs/>
           <w:lang w:eastAsia="zh-CN"/>
@@ -545,6 +623,7 @@
       <w:pPr>
         <w:spacing w:line="360" w:lineRule="auto"/>
         <w:rPr>
+          <w:rFonts w:hint="eastAsia"/>
           <w:b/>
           <w:bCs/>
           <w:lang w:eastAsia="zh-CN"/>
@@ -563,6 +642,7 @@
       <w:pPr>
         <w:spacing w:line="360" w:lineRule="auto"/>
         <w:rPr>
+          <w:rFonts w:hint="eastAsia"/>
           <w:b/>
           <w:bCs/>
           <w:lang w:eastAsia="zh-CN"/>
@@ -581,6 +661,7 @@
       <w:pPr>
         <w:spacing w:line="360" w:lineRule="auto"/>
         <w:rPr>
+          <w:rFonts w:hint="eastAsia"/>
           <w:b/>
           <w:bCs/>
           <w:lang w:eastAsia="zh-CN"/>
@@ -599,6 +680,7 @@
       <w:pPr>
         <w:spacing w:line="360" w:lineRule="auto"/>
         <w:rPr>
+          <w:rFonts w:hint="eastAsia"/>
           <w:b/>
           <w:bCs/>
           <w:lang w:eastAsia="zh-CN"/>
@@ -883,7 +965,6 @@
           <w:highlight w:val="yellow"/>
           <w:lang w:eastAsia="zh-CN"/>
         </w:rPr>
-        <w:lastRenderedPageBreak/>
         <w:t>A,错误</w:t>
       </w:r>
     </w:p>
@@ -901,6 +982,7 @@
           <w:highlight w:val="yellow"/>
           <w:lang w:eastAsia="zh-CN"/>
         </w:rPr>
+        <w:lastRenderedPageBreak/>
         <w:t>B,正确</w:t>
       </w:r>
     </w:p>
@@ -1036,9 +1118,9 @@
         </w:rPr>
         <w:lastRenderedPageBreak/>
         <w:drawing>
-          <wp:inline distT="0" distB="0" distL="0" distR="0" wp14:anchorId="637967A1" wp14:editId="644B6F50">
-            <wp:extent cx="5486400" cy="3869690"/>
-            <wp:effectExtent l="0" t="0" r="0" b="0"/>
+          <wp:inline distT="0" distB="0" distL="0" distR="0" wp14:anchorId="637967A1" wp14:editId="506EA80F">
+            <wp:extent cx="5161240" cy="3640347"/>
+            <wp:effectExtent l="0" t="0" r="1905" b="0"/>
             <wp:docPr id="1493234879" name="图片 1"/>
             <wp:cNvGraphicFramePr>
               <a:graphicFrameLocks xmlns:a="http://schemas.openxmlformats.org/drawingml/2006/main" noChangeAspect="1"/>
@@ -1059,7 +1141,7 @@
                   <pic:spPr>
                     <a:xfrm>
                       <a:off x="0" y="0"/>
-                      <a:ext cx="5486400" cy="3869690"/>
+                      <a:ext cx="5162302" cy="3641096"/>
                     </a:xfrm>
                     <a:prstGeom prst="rect">
                       <a:avLst/>
@@ -3431,6 +3513,7 @@
   <w:style w:type="character" w:default="1" w:styleId="a2">
     <w:name w:val="Default Paragraph Font"/>
     <w:uiPriority w:val="1"/>
+    <w:semiHidden/>
     <w:unhideWhenUsed/>
   </w:style>
   <w:style w:type="table" w:default="1" w:styleId="a3">

--- a/离散数学/集合论与图论/集合论与图论（下）课后习题/第11讲测验.docx
+++ b/离散数学/集合论与图论/集合论与图论（下）课后习题/第11讲测验.docx
@@ -159,6 +159,7 @@
       <w:pPr>
         <w:spacing w:line="360" w:lineRule="auto"/>
         <w:rPr>
+          <w:rFonts w:hint="eastAsia"/>
           <w:b/>
           <w:bCs/>
           <w:sz w:val="24"/>
@@ -683,6 +684,10 @@
           <w:rFonts w:hint="eastAsia"/>
           <w:b/>
           <w:bCs/>
+          <w:sz w:val="24"/>
+          <w:szCs w:val="24"/>
+          <w:highlight w:val="yellow"/>
+          <w:u w:val="single"/>
           <w:lang w:eastAsia="zh-CN"/>
         </w:rPr>
       </w:pPr>
@@ -690,7 +695,10 @@
         <w:rPr>
           <w:b/>
           <w:bCs/>
+          <w:sz w:val="24"/>
+          <w:szCs w:val="24"/>
           <w:highlight w:val="yellow"/>
+          <w:u w:val="single"/>
           <w:lang w:eastAsia="zh-CN"/>
         </w:rPr>
         <w:t>D. 4,16</w:t>
@@ -703,6 +711,9 @@
           <w:rFonts w:hint="eastAsia"/>
           <w:b/>
           <w:bCs/>
+          <w:sz w:val="24"/>
+          <w:szCs w:val="24"/>
+          <w:u w:val="single"/>
           <w:lang w:eastAsia="zh-CN"/>
         </w:rPr>
       </w:pPr>
@@ -711,6 +722,10 @@
           <w:rFonts w:hint="eastAsia"/>
           <w:b/>
           <w:bCs/>
+          <w:sz w:val="24"/>
+          <w:szCs w:val="24"/>
+          <w:highlight w:val="yellow"/>
+          <w:u w:val="single"/>
           <w:lang w:eastAsia="zh-CN"/>
         </w:rPr>
         <w:t>D</w:t>
@@ -1922,9 +1937,9 @@
       <w:lvlJc w:val="left"/>
       <w:pPr>
         <w:tabs>
-          <w:tab w:val="num" w:pos="720"/>
+          <w:tab w:val="num" w:pos="360"/>
         </w:tabs>
-        <w:ind w:left="720" w:hanging="360"/>
+        <w:ind w:left="360" w:hanging="360"/>
       </w:pPr>
     </w:lvl>
     <w:lvl w:ilvl="1" w:tentative="1">
@@ -1934,9 +1949,9 @@
       <w:lvlJc w:val="left"/>
       <w:pPr>
         <w:tabs>
-          <w:tab w:val="num" w:pos="1440"/>
+          <w:tab w:val="num" w:pos="1080"/>
         </w:tabs>
-        <w:ind w:left="1440" w:hanging="360"/>
+        <w:ind w:left="1080" w:hanging="360"/>
       </w:pPr>
     </w:lvl>
     <w:lvl w:ilvl="2" w:tentative="1">
@@ -1946,9 +1961,9 @@
       <w:lvlJc w:val="left"/>
       <w:pPr>
         <w:tabs>
-          <w:tab w:val="num" w:pos="2160"/>
+          <w:tab w:val="num" w:pos="1800"/>
         </w:tabs>
-        <w:ind w:left="2160" w:hanging="360"/>
+        <w:ind w:left="1800" w:hanging="360"/>
       </w:pPr>
     </w:lvl>
     <w:lvl w:ilvl="3" w:tentative="1">
@@ -1958,9 +1973,9 @@
       <w:lvlJc w:val="left"/>
       <w:pPr>
         <w:tabs>
-          <w:tab w:val="num" w:pos="2880"/>
+          <w:tab w:val="num" w:pos="2520"/>
         </w:tabs>
-        <w:ind w:left="2880" w:hanging="360"/>
+        <w:ind w:left="2520" w:hanging="360"/>
       </w:pPr>
     </w:lvl>
     <w:lvl w:ilvl="4" w:tentative="1">
@@ -1970,9 +1985,9 @@
       <w:lvlJc w:val="left"/>
       <w:pPr>
         <w:tabs>
-          <w:tab w:val="num" w:pos="3600"/>
+          <w:tab w:val="num" w:pos="3240"/>
         </w:tabs>
-        <w:ind w:left="3600" w:hanging="360"/>
+        <w:ind w:left="3240" w:hanging="360"/>
       </w:pPr>
     </w:lvl>
     <w:lvl w:ilvl="5" w:tentative="1">
@@ -1982,9 +1997,9 @@
       <w:lvlJc w:val="left"/>
       <w:pPr>
         <w:tabs>
-          <w:tab w:val="num" w:pos="4320"/>
+          <w:tab w:val="num" w:pos="3960"/>
         </w:tabs>
-        <w:ind w:left="4320" w:hanging="360"/>
+        <w:ind w:left="3960" w:hanging="360"/>
       </w:pPr>
     </w:lvl>
     <w:lvl w:ilvl="6" w:tentative="1">
@@ -1994,9 +2009,9 @@
       <w:lvlJc w:val="left"/>
       <w:pPr>
         <w:tabs>
-          <w:tab w:val="num" w:pos="5040"/>
+          <w:tab w:val="num" w:pos="4680"/>
         </w:tabs>
-        <w:ind w:left="5040" w:hanging="360"/>
+        <w:ind w:left="4680" w:hanging="360"/>
       </w:pPr>
     </w:lvl>
     <w:lvl w:ilvl="7" w:tentative="1">
@@ -2006,9 +2021,9 @@
       <w:lvlJc w:val="left"/>
       <w:pPr>
         <w:tabs>
-          <w:tab w:val="num" w:pos="5760"/>
+          <w:tab w:val="num" w:pos="5400"/>
         </w:tabs>
-        <w:ind w:left="5760" w:hanging="360"/>
+        <w:ind w:left="5400" w:hanging="360"/>
       </w:pPr>
     </w:lvl>
     <w:lvl w:ilvl="8" w:tentative="1">
@@ -2018,9 +2033,9 @@
       <w:lvlJc w:val="left"/>
       <w:pPr>
         <w:tabs>
-          <w:tab w:val="num" w:pos="6480"/>
+          <w:tab w:val="num" w:pos="6120"/>
         </w:tabs>
-        <w:ind w:left="6480" w:hanging="360"/>
+        <w:ind w:left="6120" w:hanging="360"/>
       </w:pPr>
     </w:lvl>
   </w:abstractNum>
